--- a/policies/build/rewrite_reference/HCO_MOM_4_v2_REWRITE_DRAFT.docx
+++ b/policies/build/rewrite_reference/HCO_MOM_4_v2_REWRITE_DRAFT.docx
@@ -2068,14 +2068,6 @@
     </w:p>
     <w:p>
       <w:pPr>
-        <w:pStyle w:val="ListNumber"/>
-      </w:pPr>
-      <w:r>
-        <w:t>Internal documents of «Hospital Name»: rational-prescribing guidance; minimum-prescription-requirement list; verbal-order procedure; medication-reconciliation records; prescription audit reports.</w:t>
-      </w:r>
-    </w:p>
-    <w:p>
-      <w:pPr>
         <w:pStyle w:val="Heading1"/>
       </w:pPr>
       <w:r>
